--- a/companies/calderwood-partners/People/2012.11.07 - Onboarding - Cynthia Hart.docx
+++ b/companies/calderwood-partners/People/2012.11.07 - Onboarding - Cynthia Hart.docx
@@ -3,23 +3,31 @@
 <w:document xmlns:wpc="http://schemas.microsoft.com/office/word/2010/wordprocessingCanvas" xmlns:mo="http://schemas.microsoft.com/office/mac/office/2008/main" xmlns:mc="http://schemas.openxmlformats.org/markup-compatibility/2006" xmlns:mv="urn:schemas-microsoft-com:mac:vml" xmlns:o="urn:schemas-microsoft-com:office:office" xmlns:r="http://schemas.openxmlformats.org/officeDocument/2006/relationships" xmlns:m="http://schemas.openxmlformats.org/officeDocument/2006/math" xmlns:v="urn:schemas-microsoft-com:vml" xmlns:wp14="http://schemas.microsoft.com/office/word/2010/wordprocessingDrawing" xmlns:wp="http://schemas.openxmlformats.org/drawingml/2006/wordprocessingDrawing" xmlns:w10="urn:schemas-microsoft-com:office:word" xmlns:w="http://schemas.openxmlformats.org/wordprocessingml/2006/main" xmlns:w14="http://schemas.microsoft.com/office/word/2010/wordml" xmlns:wpg="http://schemas.microsoft.com/office/word/2010/wordprocessingGroup" xmlns:wpi="http://schemas.microsoft.com/office/word/2010/wordprocessingInk" xmlns:wne="http://schemas.microsoft.com/office/word/2006/wordml" xmlns:wps="http://schemas.microsoft.com/office/word/2010/wordprocessingShape" mc:Ignorable="w14 wp14">
   <w:body>
     <w:p>
+      <w:pPr>
+        <w:pStyle w:val="Heading1"/>
+      </w:pPr>
       <w:r>
-        <w:t>Cynthia Hart joins the Advisory practice this week as a Research Associate. Where a good deal of our research work is prose, hers runs to exhibits: the tables, charts, and well-labeled data that a deck or a memo is later built from. She works in a spare, structured style and labels things so they can be picked up and reused without a caption having to be reconstructed from memory. That discipline is worth a great deal on a busy file, and it is what we are hiring for.</w:t>
+        <w:t>Onboarding of Cynthia Hart</w:t>
       </w:r>
     </w:p>
     <w:p>
       <w:r>
-        <w:t>Her manager is Jason Torres, Principal, who will place her on live work as it arises. For the opening stretch she should expect to support more than one engagement at a time, which is the ordinary pattern for a research associate here and no sign that either team has the weaker claim on her hours. When the requests begin to collide, Jason sets the order; she should bring the conflict to him rather than decide on her own which exhibit waits.</w:t>
+        <w:t>Cynthia Hart has joined the Advisory practice as a Research Associate, and Julie Ramsey sets down this record so the file is clear on her role and on what the firm looks for from her in the first weeks. Her work is industry and competitive research: the desk work that sits behind a situation assessment, the reading and distillation that give a team its bearings on a market before it forms any view of the client operating inside that market. It is work that decides, more than the client usually realizes, how quickly a team can be useful, since a situation understood from the outside in is one the client is rarely asked to explain twice.</w:t>
       </w:r>
     </w:p>
     <w:p>
       <w:r>
-        <w:t>The practical items are the usual ones. Operations handles her systems, email, and expenses in the first day or two, and her desk is on the analyst floor with the rest of the Advisory staff. The opening week is reading time on a handful of recent files, so that she can see how our exhibits are built and labeled before she starts producing her own. Our shared drive holds the prior deliverables; she should look at how past files were put together, since much of what she makes will be picked up and extended by someone else. If a labeling convention on an older exhibit puzzles her, she should ask about it before she carries it forward, because a few of ours have outlasted the reason they were adopted.</w:t>
+        <w:t>The craft of the position is in the compression. A manager should be able to lift a passage of hers more or less straight into a memo, which means the summaries must be short, sourced, and honest about their own reach; where the evidence thins out she is expected to mark the line plainly, so that a reader never mistakes a well-phrased inference for an established fact. She reads widely and writes clearly and without hurry, which is the temperament the work rewards, and I would ask only that she hold to the sourcing even under the pressure of a deadline, since that is exactly the moment when the discipline earns its keep.</w:t>
       </w:r>
     </w:p>
     <w:p>
       <w:r>
-        <w:t>One standing expectation fits how she already works. An exhibit that reaches a deck or a client memo carries the firm's name on the figures in it, so the numbers have to be right and the labels have to say exactly what the figure is. She checks her work twice before she circulates it, from what we have seen, and that habit is precisely the one this seat rewards. Julie Ramsey will look over a piece or two of her early work while the conventions settle, which is standard for anyone new to the research bench.</w:t>
+        <w:t>Cynthia Hart reports to Jason Torres, Principal, who will direct her early assignments, tell her which questions a given piece of research is meant to answer, and read behind her until the firm's standard for a sourced claim is second nature. When a question outruns what the public record will support, she should take it to Jason Torres before the team builds anything on top of it.</w:t>
+      </w:r>
+    </w:p>
+    <w:p>
+      <w:r>
+        <w:t>The aim of the first period is to learn the firm's sources and its habits: where we look, how far we trust what we find, and how a situation assessment is assembled from many small, marked pieces. Her workspace and access are arranged. Her first assignment, which Jason Torres will set this week, is a short competitive scan on a live engagement, so that the firm's standard for research is learned in the doing and not merely described to her. Early on she should also spend time with the standing files from past assessments, both to see the house standard for a sourced summary and to avoid re-running work that has already been done and set aside.</w:t>
       </w:r>
     </w:p>
     <w:sectPr>
